--- a/os-lab7/Lab7_IlieCovali_FAF-243.docx
+++ b/os-lab7/Lab7_IlieCovali_FAF-243.docx
@@ -10108,6 +10108,182 @@
       </w:r>
       <w:r>
         <w:t xml:space="preserve">call on a write descriptor prevents reader processes from receiving EOF, resulting in indefinite execution deadlocks.</w:t>
+      </w:r>
+    </w:p>
+    <w:p>
+      <w:r>
+        <w:pict>
+          <v:rect style="width:0;height:1.5pt" o:hralign="center" o:hrstd="t" o:hr="t"/>
+        </w:pict>
+      </w:r>
+    </w:p>
+    <w:p>
+      <w:pPr>
+        <w:pStyle w:val="Heading2"/>
+      </w:pPr>
+      <w:bookmarkStart w:id="37" w:name="_conclusions"/>
+      <w:r>
+        <w:t xml:space="preserve">Conclusions</w:t>
+      </w:r>
+      <w:bookmarkEnd w:id="37"/>
+    </w:p>
+    <w:p>
+      <w:pPr>
+        <w:pStyle w:val="FirstParagraph"/>
+      </w:pPr>
+      <w:r>
+        <w:t xml:space="preserve">In this laboratory work, we investigated the POSIX process management model and inter-process communication mechanisms under Linux.</w:t>
+      </w:r>
+    </w:p>
+    <w:p>
+      <w:pPr>
+        <w:pStyle w:val="BodyText"/>
+      </w:pPr>
+      <w:r>
+        <w:t xml:space="preserve">Through the implementation of</w:t>
+      </w:r>
+      <w:r>
+        <w:t xml:space="preserve"> </w:t>
+      </w:r>
+      <w:r>
+        <w:rPr>
+          <w:rStyle w:val="VerbatimChar"/>
+        </w:rPr>
+        <w:t xml:space="preserve">run.c</w:t>
+      </w:r>
+      <w:r>
+        <w:t xml:space="preserve">, we demonstrated the fundamental Unix principle of separating process replication (</w:t>
+      </w:r>
+      <w:r>
+        <w:rPr>
+          <w:rStyle w:val="VerbatimChar"/>
+        </w:rPr>
+        <w:t xml:space="preserve">fork()</w:t>
+      </w:r>
+      <w:r>
+        <w:t xml:space="preserve">) from program image replacement (</w:t>
+      </w:r>
+      <w:r>
+        <w:rPr>
+          <w:rStyle w:val="VerbatimChar"/>
+        </w:rPr>
+        <w:t xml:space="preserve">exec()</w:t>
+      </w:r>
+      <w:r>
+        <w:t xml:space="preserve">), synchronized by the parent process using</w:t>
+      </w:r>
+      <w:r>
+        <w:t xml:space="preserve"> </w:t>
+      </w:r>
+      <w:r>
+        <w:rPr>
+          <w:rStyle w:val="VerbatimChar"/>
+        </w:rPr>
+        <w:t xml:space="preserve">waitpid()</w:t>
+      </w:r>
+      <w:r>
+        <w:t xml:space="preserve">. In</w:t>
+      </w:r>
+      <w:r>
+        <w:t xml:space="preserve"> </w:t>
+      </w:r>
+      <w:r>
+        <w:rPr>
+          <w:rStyle w:val="VerbatimChar"/>
+        </w:rPr>
+        <w:t xml:space="preserve">zombie.c</w:t>
+      </w:r>
+      <w:r>
+        <w:t xml:space="preserve">, we observed how terminated processes linger as defunct entries in the process table until explicitly harvested by their parent, understanding the reparenting role of</w:t>
+      </w:r>
+      <w:r>
+        <w:t xml:space="preserve"> </w:t>
+      </w:r>
+      <w:r>
+        <w:rPr>
+          <w:rStyle w:val="VerbatimChar"/>
+        </w:rPr>
+        <w:t xml:space="preserve">init</w:t>
+      </w:r>
+      <w:r>
+        <w:t xml:space="preserve"> </w:t>
+      </w:r>
+      <w:r>
+        <w:t xml:space="preserve">(PID 1) in preventing process table exhaustion.</w:t>
+      </w:r>
+    </w:p>
+    <w:p>
+      <w:pPr>
+        <w:pStyle w:val="BodyText"/>
+      </w:pPr>
+      <w:r>
+        <w:t xml:space="preserve">Furthermore,</w:t>
+      </w:r>
+      <w:r>
+        <w:t xml:space="preserve"> </w:t>
+      </w:r>
+      <w:r>
+        <w:rPr>
+          <w:rStyle w:val="VerbatimChar"/>
+        </w:rPr>
+        <w:t xml:space="preserve">redirect.c</w:t>
+      </w:r>
+      <w:r>
+        <w:t xml:space="preserve"> </w:t>
+      </w:r>
+      <w:r>
+        <w:t xml:space="preserve">validated the lowest-numbered free file descriptor allocation rule (</w:t>
+      </w:r>
+      <w:r>
+        <w:rPr>
+          <w:rStyle w:val="VerbatimChar"/>
+        </w:rPr>
+        <w:t xml:space="preserve">close(1)</w:t>
+      </w:r>
+      <w:r>
+        <w:t xml:space="preserve"> </w:t>
+      </w:r>
+      <w:r>
+        <w:t xml:space="preserve">followed by</w:t>
+      </w:r>
+      <w:r>
+        <w:t xml:space="preserve"> </w:t>
+      </w:r>
+      <w:r>
+        <w:rPr>
+          <w:rStyle w:val="VerbatimChar"/>
+        </w:rPr>
+        <w:t xml:space="preserve">open()</w:t>
+      </w:r>
+      <w:r>
+        <w:t xml:space="preserve">), which serves as the foundation for shell stream redirection. Finally,</w:t>
+      </w:r>
+      <w:r>
+        <w:t xml:space="preserve"> </w:t>
+      </w:r>
+      <w:r>
+        <w:rPr>
+          <w:rStyle w:val="VerbatimChar"/>
+        </w:rPr>
+        <w:t xml:space="preserve">pipeline.c</w:t>
+      </w:r>
+      <w:r>
+        <w:t xml:space="preserve"> </w:t>
+      </w:r>
+      <w:r>
+        <w:t xml:space="preserve">established how unidirectional kernel pipe buffers connect arbitrary programs, while demonstrating the critical necessity of closing unused write descriptors across all processes to avoid deadlocks caused by consumers perpetually waiting for</w:t>
+      </w:r>
+      <w:r>
+        <w:t xml:space="preserve"> </w:t>
+      </w:r>
+      <w:r>
+        <w:rPr>
+          <w:rStyle w:val="VerbatimChar"/>
+        </w:rPr>
+        <w:t xml:space="preserve">EOF</w:t>
+      </w:r>
+      <w:r>
+        <w:t xml:space="preserve">.</w:t>
       </w:r>
     </w:p>
     <w:sectPr>
